--- a/en/wisdom-stories/let-prayer-come-and-find-you.docx
+++ b/en/wisdom-stories/let-prayer-come-and-find-you.docx
@@ -14,7 +14,7 @@
           <w:color w:val="000000"/>
           <w:sz w:val="52"/>
         </w:rPr>
-        <w:t>May prayer come and find you</w:t>
+        <w:t>May the Prayer You Need Find You</w:t>
       </w:r>
     </w:p>
     <w:p>
@@ -22,13 +22,7 @@
         <w:jc w:val="left"/>
       </w:pPr>
       <w:r>
-        <w:rPr>
-          <w:rFonts w:ascii="Arial" w:hAnsi="Arial" w:eastAsia="Arial"/>
-          <w:i w:val="0"/>
-          <w:color w:val="000000"/>
-          <w:sz w:val="22"/>
-        </w:rPr>
-        <w:t>Our elders have said that you —</w:t>
+        <w:t>Our elders used to say:</w:t>
       </w:r>
     </w:p>
     <w:p>
@@ -36,13 +30,7 @@
         <w:jc w:val="left"/>
       </w:pPr>
       <w:r>
-        <w:rPr>
-          <w:rFonts w:ascii="Arial" w:hAnsi="Arial" w:eastAsia="Arial"/>
-          <w:i w:val="0"/>
-          <w:color w:val="000000"/>
-          <w:sz w:val="22"/>
-        </w:rPr>
-        <w:t>be the one who holds the hand of a poor person, the one who caresses the head of an orphan, the one who covers the feet of a child, the one who is wide and the one who is strong, so that the prayer that you need may come and find you.</w:t>
+        <w:t>Be the hand that lifts a poor person, the door a needy person can knock on, the kindness that comforts an orphan, the shoes on a child’s bare feet. Be relief in hardship and ease in difficult times — so that, when you are in need, a prayer may find its way to you.</w:t>
       </w:r>
     </w:p>
     <w:p>
@@ -64,23 +52,12 @@
       </w:pPr>
       <w:r>
         <w:rPr>
-          <w:rFonts w:ascii="Arial" w:hAnsi="Arial" w:eastAsia="Arial" w:cs="Arial"/>
           <w:b/>
-          <w:i w:val="0"/>
-          <w:color w:val="9A7417"/>
-          <w:sz w:val="22"/>
         </w:rPr>
         <w:t xml:space="preserve">Moral: </w:t>
       </w:r>
       <w:r>
-        <w:rPr>
-          <w:rFonts w:ascii="Arial" w:hAnsi="Arial" w:eastAsia="Arial" w:cs="Arial"/>
-          <w:b w:val="0"/>
-          <w:i w:val="0"/>
-          <w:color w:val="3F3826"/>
-          <w:sz w:val="22"/>
-        </w:rPr>
-        <w:t>A person who extends a hand to the needy and caresses the head of an orphan is himself worthy of prayer. The hand you do good to will one day be opened to you too.</w:t>
+        <w:t>When you help those in need and show tenderness to the vulnerable, you become worthy of others’ prayers. The kindness you offer today may return to you when you need it most.</w:t>
       </w:r>
     </w:p>
     <w:p>
